--- a/Sprint20260907-20260918/HERO-68941_20261022_152904.docx
+++ b/Sprint20260907-20260918/HERO-68941_20261022_152904.docx
@@ -5481,729 +5481,6 @@
           <w:u w:val="none"/>
         </w:rPr>
         <w:t>3. No CSP violations appear in the Safari console for the tested flows.</w:t>
-      </w:r>
-    </w:p>
-    <w:p>
-      <w:pPr>
-        <w:spacing w:before="200" w:after="120"/>
-      </w:pPr>
-      <w:r>
-        <w:rPr>
-          <w:rFonts w:ascii="Arial" w:hAnsi="Arial" w:eastAsia="Arial" w:cs="Arial"/>
-          <w:b/>
-          <w:color w:val="000000"/>
-          <w:sz w:val="26"/>
-          <w:u w:val="single"/>
-        </w:rPr>
-        <w:t>Appendix</w:t>
-      </w:r>
-    </w:p>
-    <w:p>
-      <w:pPr>
-        <w:spacing w:before="160" w:after="80"/>
-      </w:pPr>
-      <w:r>
-        <w:rPr>
-          <w:rFonts w:ascii="Arial" w:hAnsi="Arial" w:eastAsia="Arial" w:cs="Arial"/>
-          <w:b/>
-          <w:color w:val="001EFF"/>
-          <w:sz w:val="24"/>
-          <w:u w:val="none"/>
-        </w:rPr>
-        <w:t>JIRA Issue Information</w:t>
-      </w:r>
-    </w:p>
-    <w:p>
-      <w:pPr>
-        <w:spacing w:before="0" w:after="40"/>
-        <w:ind w:left="360" w:hanging="240"/>
-      </w:pPr>
-      <w:r>
-        <w:rPr>
-          <w:rFonts w:ascii="Arial" w:hAnsi="Arial" w:eastAsia="Arial" w:cs="Arial"/>
-          <w:b w:val="0"/>
-          <w:color w:val="000000"/>
-          <w:sz w:val="20"/>
-          <w:u w:val="none"/>
-        </w:rPr>
-        <w:t xml:space="preserve">• </w:t>
-      </w:r>
-      <w:r>
-        <w:rPr>
-          <w:rFonts w:ascii="Arial" w:hAnsi="Arial" w:eastAsia="Arial" w:cs="Arial"/>
-          <w:b/>
-          <w:color w:val="000000"/>
-          <w:sz w:val="20"/>
-          <w:u w:val="none"/>
-        </w:rPr>
-        <w:t>Issue Key</w:t>
-      </w:r>
-      <w:r>
-        <w:rPr>
-          <w:rFonts w:ascii="Arial" w:hAnsi="Arial" w:eastAsia="Arial" w:cs="Arial"/>
-          <w:b w:val="0"/>
-          <w:color w:val="000000"/>
-          <w:sz w:val="20"/>
-          <w:u w:val="none"/>
-        </w:rPr>
-        <w:t>: HERO-68941</w:t>
-      </w:r>
-    </w:p>
-    <w:p>
-      <w:pPr>
-        <w:spacing w:before="0" w:after="40"/>
-        <w:ind w:left="360" w:hanging="240"/>
-      </w:pPr>
-      <w:r>
-        <w:rPr>
-          <w:rFonts w:ascii="Arial" w:hAnsi="Arial" w:eastAsia="Arial" w:cs="Arial"/>
-          <w:b w:val="0"/>
-          <w:color w:val="000000"/>
-          <w:sz w:val="20"/>
-          <w:u w:val="none"/>
-        </w:rPr>
-        <w:t xml:space="preserve">• </w:t>
-      </w:r>
-      <w:r>
-        <w:rPr>
-          <w:rFonts w:ascii="Arial" w:hAnsi="Arial" w:eastAsia="Arial" w:cs="Arial"/>
-          <w:b/>
-          <w:color w:val="000000"/>
-          <w:sz w:val="20"/>
-          <w:u w:val="none"/>
-        </w:rPr>
-        <w:t>Summary</w:t>
-      </w:r>
-      <w:r>
-        <w:rPr>
-          <w:rFonts w:ascii="Arial" w:hAnsi="Arial" w:eastAsia="Arial" w:cs="Arial"/>
-          <w:b w:val="0"/>
-          <w:color w:val="000000"/>
-          <w:sz w:val="20"/>
-          <w:u w:val="none"/>
-        </w:rPr>
-        <w:t>: [EY Pentest 2026] Improper Content Security Policy Implementation - Outlet Module</w:t>
-      </w:r>
-    </w:p>
-    <w:p>
-      <w:pPr>
-        <w:spacing w:before="0" w:after="40"/>
-        <w:ind w:left="360" w:hanging="240"/>
-      </w:pPr>
-      <w:r>
-        <w:rPr>
-          <w:rFonts w:ascii="Arial" w:hAnsi="Arial" w:eastAsia="Arial" w:cs="Arial"/>
-          <w:b w:val="0"/>
-          <w:color w:val="000000"/>
-          <w:sz w:val="20"/>
-          <w:u w:val="none"/>
-        </w:rPr>
-        <w:t xml:space="preserve">• </w:t>
-      </w:r>
-      <w:r>
-        <w:rPr>
-          <w:rFonts w:ascii="Arial" w:hAnsi="Arial" w:eastAsia="Arial" w:cs="Arial"/>
-          <w:b/>
-          <w:color w:val="000000"/>
-          <w:sz w:val="20"/>
-          <w:u w:val="none"/>
-        </w:rPr>
-        <w:t>Issue Type</w:t>
-      </w:r>
-      <w:r>
-        <w:rPr>
-          <w:rFonts w:ascii="Arial" w:hAnsi="Arial" w:eastAsia="Arial" w:cs="Arial"/>
-          <w:b w:val="0"/>
-          <w:color w:val="000000"/>
-          <w:sz w:val="20"/>
-          <w:u w:val="none"/>
-        </w:rPr>
-        <w:t>: Improvement</w:t>
-      </w:r>
-    </w:p>
-    <w:p>
-      <w:pPr>
-        <w:spacing w:before="0" w:after="40"/>
-        <w:ind w:left="360" w:hanging="240"/>
-      </w:pPr>
-      <w:r>
-        <w:rPr>
-          <w:rFonts w:ascii="Arial" w:hAnsi="Arial" w:eastAsia="Arial" w:cs="Arial"/>
-          <w:b w:val="0"/>
-          <w:color w:val="000000"/>
-          <w:sz w:val="20"/>
-          <w:u w:val="none"/>
-        </w:rPr>
-        <w:t xml:space="preserve">• </w:t>
-      </w:r>
-      <w:r>
-        <w:rPr>
-          <w:rFonts w:ascii="Arial" w:hAnsi="Arial" w:eastAsia="Arial" w:cs="Arial"/>
-          <w:b/>
-          <w:color w:val="000000"/>
-          <w:sz w:val="20"/>
-          <w:u w:val="none"/>
-        </w:rPr>
-        <w:t>Component</w:t>
-      </w:r>
-      <w:r>
-        <w:rPr>
-          <w:rFonts w:ascii="Arial" w:hAnsi="Arial" w:eastAsia="Arial" w:cs="Arial"/>
-          <w:b w:val="0"/>
-          <w:color w:val="000000"/>
-          <w:sz w:val="20"/>
-          <w:u w:val="none"/>
-        </w:rPr>
-        <w:t>: CORE</w:t>
-      </w:r>
-    </w:p>
-    <w:p>
-      <w:pPr>
-        <w:spacing w:before="0" w:after="40"/>
-        <w:ind w:left="360" w:hanging="240"/>
-      </w:pPr>
-      <w:r>
-        <w:rPr>
-          <w:rFonts w:ascii="Arial" w:hAnsi="Arial" w:eastAsia="Arial" w:cs="Arial"/>
-          <w:b w:val="0"/>
-          <w:color w:val="000000"/>
-          <w:sz w:val="20"/>
-          <w:u w:val="none"/>
-        </w:rPr>
-        <w:t xml:space="preserve">• </w:t>
-      </w:r>
-      <w:r>
-        <w:rPr>
-          <w:rFonts w:ascii="Arial" w:hAnsi="Arial" w:eastAsia="Arial" w:cs="Arial"/>
-          <w:b/>
-          <w:color w:val="000000"/>
-          <w:sz w:val="20"/>
-          <w:u w:val="none"/>
-        </w:rPr>
-        <w:t>Status</w:t>
-      </w:r>
-      <w:r>
-        <w:rPr>
-          <w:rFonts w:ascii="Arial" w:hAnsi="Arial" w:eastAsia="Arial" w:cs="Arial"/>
-          <w:b w:val="0"/>
-          <w:color w:val="000000"/>
-          <w:sz w:val="20"/>
-          <w:u w:val="none"/>
-        </w:rPr>
-        <w:t>: READY FOR QA</w:t>
-      </w:r>
-    </w:p>
-    <w:p>
-      <w:pPr>
-        <w:spacing w:before="160" w:after="80"/>
-      </w:pPr>
-      <w:r>
-        <w:rPr>
-          <w:rFonts w:ascii="Arial" w:hAnsi="Arial" w:eastAsia="Arial" w:cs="Arial"/>
-          <w:b/>
-          <w:color w:val="001EFF"/>
-          <w:sz w:val="24"/>
-          <w:u w:val="none"/>
-        </w:rPr>
-        <w:t>Requirement Description</w:t>
-      </w:r>
-    </w:p>
-    <w:p>
-      <w:pPr>
-        <w:spacing w:before="0" w:after="80"/>
-      </w:pPr>
-      <w:r>
-        <w:rPr>
-          <w:rFonts w:ascii="Arial" w:hAnsi="Arial" w:eastAsia="Arial" w:cs="Arial"/>
-          <w:b/>
-          <w:color w:val="000000"/>
-          <w:sz w:val="20"/>
-          <w:u w:val="none"/>
-        </w:rPr>
-        <w:t>Background:</w:t>
-      </w:r>
-    </w:p>
-    <w:p>
-      <w:pPr>
-        <w:spacing w:before="0" w:after="80"/>
-      </w:pPr>
-      <w:r>
-        <w:rPr>
-          <w:rFonts w:ascii="Arial" w:hAnsi="Arial" w:eastAsia="Arial" w:cs="Arial"/>
-          <w:b w:val="0"/>
-          <w:color w:val="000000"/>
-          <w:sz w:val="20"/>
-          <w:u w:val="none"/>
-        </w:rPr>
-        <w:t>As part of removing unsafe-inline and unsafe-eval from the Content Security Policy (CSP), the platform is moving to a nonce-based approach for inline scripts and styles. Nonce generation and a report-only CSP header are already in place at the application level. This ticket covers CSP remediation work for outlet module code only.</w:t>
-      </w:r>
-    </w:p>
-    <w:p>
-      <w:pPr>
-        <w:spacing w:before="0" w:after="80"/>
-      </w:pPr>
-      <w:r>
-        <w:rPr>
-          <w:rFonts w:ascii="Arial" w:hAnsi="Arial" w:eastAsia="Arial" w:cs="Arial"/>
-          <w:b/>
-          <w:color w:val="000000"/>
-          <w:sz w:val="20"/>
-          <w:u w:val="none"/>
-        </w:rPr>
-        <w:t>Objective:</w:t>
-      </w:r>
-    </w:p>
-    <w:p>
-      <w:pPr>
-        <w:spacing w:before="0" w:after="80"/>
-      </w:pPr>
-      <w:r>
-        <w:rPr>
-          <w:rFonts w:ascii="Arial" w:hAnsi="Arial" w:eastAsia="Arial" w:cs="Arial"/>
-          <w:b w:val="0"/>
-          <w:color w:val="000000"/>
-          <w:sz w:val="20"/>
-          <w:u w:val="none"/>
-        </w:rPr>
-        <w:t>Make outlet module pages compliant with the target CSP policy so that inline scripts, unsafe URL schemes, and inline event handlers no longer rely on unsafe-inline in script-src. Use the report-only header to validate fixes before platform-wide enforcement.</w:t>
-      </w:r>
-    </w:p>
-    <w:p>
-      <w:pPr>
-        <w:spacing w:before="160" w:after="80"/>
-      </w:pPr>
-      <w:r>
-        <w:rPr>
-          <w:rFonts w:ascii="Arial" w:hAnsi="Arial" w:eastAsia="Arial" w:cs="Arial"/>
-          <w:b/>
-          <w:color w:val="001EFF"/>
-          <w:sz w:val="24"/>
-          <w:u w:val="none"/>
-        </w:rPr>
-        <w:t>Acceptance Criteria</w:t>
-      </w:r>
-    </w:p>
-    <w:p>
-      <w:pPr>
-        <w:spacing w:before="0" w:after="40"/>
-        <w:ind w:left="360" w:hanging="240"/>
-      </w:pPr>
-      <w:r>
-        <w:rPr>
-          <w:rFonts w:ascii="Arial" w:hAnsi="Arial" w:eastAsia="Arial" w:cs="Arial"/>
-          <w:b w:val="0"/>
-          <w:color w:val="000000"/>
-          <w:sz w:val="20"/>
-          <w:u w:val="none"/>
-        </w:rPr>
-        <w:t>1. Report-only CSP shows no violations on outlet management admin flows</w:t>
-      </w:r>
-    </w:p>
-    <w:p>
-      <w:pPr>
-        <w:spacing w:before="0" w:after="40"/>
-        <w:ind w:left="360" w:hanging="240"/>
-      </w:pPr>
-      <w:r>
-        <w:rPr>
-          <w:rFonts w:ascii="Arial" w:hAnsi="Arial" w:eastAsia="Arial" w:cs="Arial"/>
-          <w:b w:val="0"/>
-          <w:color w:val="000000"/>
-          <w:sz w:val="20"/>
-          <w:u w:val="none"/>
-        </w:rPr>
-        <w:t>2. All inline script and style tags in system module scope include a valid nonce matching the response header</w:t>
-      </w:r>
-    </w:p>
-    <w:p>
-      <w:pPr>
-        <w:spacing w:before="0" w:after="40"/>
-        <w:ind w:left="360" w:hanging="240"/>
-      </w:pPr>
-      <w:r>
-        <w:rPr>
-          <w:rFonts w:ascii="Arial" w:hAnsi="Arial" w:eastAsia="Arial" w:cs="Arial"/>
-          <w:b w:val="0"/>
-          <w:color w:val="000000"/>
-          <w:sz w:val="20"/>
-          <w:u w:val="none"/>
-        </w:rPr>
-        <w:t>3. No client-side eval() remains in system module views for JSON data embedding</w:t>
-      </w:r>
-    </w:p>
-    <w:p>
-      <w:pPr>
-        <w:spacing w:before="0" w:after="40"/>
-        <w:ind w:left="360" w:hanging="240"/>
-      </w:pPr>
-      <w:r>
-        <w:rPr>
-          <w:rFonts w:ascii="Arial" w:hAnsi="Arial" w:eastAsia="Arial" w:cs="Arial"/>
-          <w:b w:val="0"/>
-          <w:color w:val="000000"/>
-          <w:sz w:val="20"/>
-          <w:u w:val="none"/>
-        </w:rPr>
-        <w:t>4. No javascript: URLs remain in system module views and helpers used by the admin shell</w:t>
-      </w:r>
-    </w:p>
-    <w:p>
-      <w:pPr>
-        <w:spacing w:before="0" w:after="40"/>
-        <w:ind w:left="360" w:hanging="240"/>
-      </w:pPr>
-      <w:r>
-        <w:rPr>
-          <w:rFonts w:ascii="Arial" w:hAnsi="Arial" w:eastAsia="Arial" w:cs="Arial"/>
-          <w:b w:val="0"/>
-          <w:color w:val="000000"/>
-          <w:sz w:val="20"/>
-          <w:u w:val="none"/>
-        </w:rPr>
-        <w:t>5. No inline HTML event attributes remain in system module scope</w:t>
-      </w:r>
-    </w:p>
-    <w:p>
-      <w:pPr>
-        <w:spacing w:before="0" w:after="40"/>
-        <w:ind w:left="360" w:hanging="240"/>
-      </w:pPr>
-      <w:r>
-        <w:rPr>
-          <w:rFonts w:ascii="Arial" w:hAnsi="Arial" w:eastAsia="Arial" w:cs="Arial"/>
-          <w:b w:val="0"/>
-          <w:color w:val="000000"/>
-          <w:sz w:val="20"/>
-          <w:u w:val="none"/>
-        </w:rPr>
-        <w:t>6. CSP violation reports are collected and reviewable</w:t>
-      </w:r>
-    </w:p>
-    <w:p>
-      <w:pPr>
-        <w:spacing w:before="0" w:after="40"/>
-        <w:ind w:left="360" w:hanging="240"/>
-      </w:pPr>
-      <w:r>
-        <w:rPr>
-          <w:rFonts w:ascii="Arial" w:hAnsi="Arial" w:eastAsia="Arial" w:cs="Arial"/>
-          <w:b w:val="0"/>
-          <w:color w:val="000000"/>
-          <w:sz w:val="20"/>
-          <w:u w:val="none"/>
-        </w:rPr>
-        <w:t>7. Enforcing CSP header is unchanged (still permissive) - strict enforcement is a separate platform milestone</w:t>
-      </w:r>
-    </w:p>
-    <w:p>
-      <w:pPr>
-        <w:spacing w:before="160" w:after="80"/>
-      </w:pPr>
-      <w:r>
-        <w:rPr>
-          <w:rFonts w:ascii="Arial" w:hAnsi="Arial" w:eastAsia="Arial" w:cs="Arial"/>
-          <w:b/>
-          <w:color w:val="001EFF"/>
-          <w:sz w:val="24"/>
-          <w:u w:val="none"/>
-        </w:rPr>
-        <w:t>Affected Pages (from Release Notes 1.2.116.0)</w:t>
-      </w:r>
-    </w:p>
-    <w:tbl>
-      <w:tblPr>
-        <w:tblStyle w:val="TableGrid"/>
-        <w:tblW w:type="auto" w:w="0"/>
-        <w:jc w:val="left"/>
-        <w:tblLook w:firstColumn="1" w:firstRow="1" w:lastColumn="0" w:lastRow="0" w:noHBand="0" w:noVBand="1" w:val="04A0"/>
-      </w:tblPr>
-      <w:tblGrid>
-        <w:gridCol w:w="4320"/>
-        <w:gridCol w:w="4320"/>
-      </w:tblGrid>
-      <w:tr>
-        <w:tc>
-          <w:tcPr>
-            <w:tcW w:type="dxa" w:w="4320"/>
-          </w:tcPr>
-          <w:p>
-            <w:pPr>
-              <w:spacing w:before="0" w:after="20"/>
-            </w:pPr>
-            <w:r/>
-            <w:r>
-              <w:rPr>
-                <w:rFonts w:ascii="Arial" w:hAnsi="Arial" w:eastAsia="Arial" w:cs="Arial"/>
-                <w:b/>
-                <w:color w:val="000000"/>
-                <w:sz w:val="18"/>
-                <w:u w:val="none"/>
-              </w:rPr>
-              <w:t>Area</w:t>
-            </w:r>
-          </w:p>
-        </w:tc>
-        <w:tc>
-          <w:tcPr>
-            <w:tcW w:type="dxa" w:w="4320"/>
-          </w:tcPr>
-          <w:p>
-            <w:pPr>
-              <w:spacing w:before="0" w:after="20"/>
-            </w:pPr>
-            <w:r/>
-            <w:r>
-              <w:rPr>
-                <w:rFonts w:ascii="Arial" w:hAnsi="Arial" w:eastAsia="Arial" w:cs="Arial"/>
-                <w:b/>
-                <w:color w:val="000000"/>
-                <w:sz w:val="18"/>
-                <w:u w:val="none"/>
-              </w:rPr>
-              <w:t>Pages</w:t>
-            </w:r>
-          </w:p>
-        </w:tc>
-      </w:tr>
-      <w:tr>
-        <w:tc>
-          <w:tcPr>
-            <w:tcW w:type="dxa" w:w="4320"/>
-          </w:tcPr>
-          <w:p>
-            <w:pPr>
-              <w:spacing w:before="0" w:after="20"/>
-            </w:pPr>
-            <w:r/>
-            <w:r>
-              <w:rPr>
-                <w:rFonts w:ascii="Arial" w:hAnsi="Arial" w:eastAsia="Arial" w:cs="Arial"/>
-                <w:b w:val="0"/>
-                <w:color w:val="000000"/>
-                <w:sz w:val="18"/>
-                <w:u w:val="none"/>
-              </w:rPr>
-              <w:t>Floor Plan</w:t>
-            </w:r>
-          </w:p>
-        </w:tc>
-        <w:tc>
-          <w:tcPr>
-            <w:tcW w:type="dxa" w:w="4320"/>
-          </w:tcPr>
-          <w:p>
-            <w:pPr>
-              <w:spacing w:before="0" w:after="20"/>
-            </w:pPr>
-            <w:r/>
-            <w:r>
-              <w:rPr>
-                <w:rFonts w:ascii="Arial" w:hAnsi="Arial" w:eastAsia="Arial" w:cs="Arial"/>
-                <w:b w:val="0"/>
-                <w:color w:val="000000"/>
-                <w:sz w:val="18"/>
-                <w:u w:val="none"/>
-              </w:rPr>
-              <w:t>Floor Plans (listing / view / edit), Floor Plan Map edit (Quick Editor, media picker, Add New table row, table attribute dialog), Floor Plan Map view</w:t>
-            </w:r>
-          </w:p>
-        </w:tc>
-      </w:tr>
-      <w:tr>
-        <w:tc>
-          <w:tcPr>
-            <w:tcW w:type="dxa" w:w="4320"/>
-          </w:tcPr>
-          <w:p>
-            <w:pPr>
-              <w:spacing w:before="0" w:after="20"/>
-            </w:pPr>
-            <w:r/>
-            <w:r>
-              <w:rPr>
-                <w:rFonts w:ascii="Arial" w:hAnsi="Arial" w:eastAsia="Arial" w:cs="Arial"/>
-                <w:b w:val="0"/>
-                <w:color w:val="000000"/>
-                <w:sz w:val="18"/>
-                <w:u w:val="none"/>
-              </w:rPr>
-              <w:t>Shop &amp; Outlet Setup</w:t>
-            </w:r>
-          </w:p>
-        </w:tc>
-        <w:tc>
-          <w:tcPr>
-            <w:tcW w:type="dxa" w:w="4320"/>
-          </w:tcPr>
-          <w:p>
-            <w:pPr>
-              <w:spacing w:before="0" w:after="20"/>
-            </w:pPr>
-            <w:r/>
-            <w:r>
-              <w:rPr>
-                <w:rFonts w:ascii="Arial" w:hAnsi="Arial" w:eastAsia="Arial" w:cs="Arial"/>
-                <w:b w:val="0"/>
-                <w:color w:val="000000"/>
-                <w:sz w:val="18"/>
-                <w:u w:val="none"/>
-              </w:rPr>
-              <w:t>Shops, Outlets, Outlet Groups, Sections, Brands, Locations (listing / view / edit, copy data)</w:t>
-            </w:r>
-          </w:p>
-        </w:tc>
-      </w:tr>
-      <w:tr>
-        <w:tc>
-          <w:tcPr>
-            <w:tcW w:type="dxa" w:w="4320"/>
-          </w:tcPr>
-          <w:p>
-            <w:pPr>
-              <w:spacing w:before="0" w:after="20"/>
-            </w:pPr>
-            <w:r/>
-            <w:r>
-              <w:rPr>
-                <w:rFonts w:ascii="Arial" w:hAnsi="Arial" w:eastAsia="Arial" w:cs="Arial"/>
-                <w:b w:val="0"/>
-                <w:color w:val="000000"/>
-                <w:sz w:val="18"/>
-                <w:u w:val="none"/>
-              </w:rPr>
-              <w:t>Calendar &amp; Periods</w:t>
-            </w:r>
-          </w:p>
-        </w:tc>
-        <w:tc>
-          <w:tcPr>
-            <w:tcW w:type="dxa" w:w="4320"/>
-          </w:tcPr>
-          <w:p>
-            <w:pPr>
-              <w:spacing w:before="0" w:after="20"/>
-            </w:pPr>
-            <w:r/>
-            <w:r>
-              <w:rPr>
-                <w:rFonts w:ascii="Arial" w:hAnsi="Arial" w:eastAsia="Arial" w:cs="Arial"/>
-                <w:b w:val="0"/>
-                <w:color w:val="000000"/>
-                <w:sz w:val="18"/>
-                <w:u w:val="none"/>
-              </w:rPr>
-              <w:t>Calendar, Calendar Groups, Periods (listing / view / edit / copy), Period Types, Special Periods</w:t>
-            </w:r>
-          </w:p>
-        </w:tc>
-      </w:tr>
-      <w:tr>
-        <w:tc>
-          <w:tcPr>
-            <w:tcW w:type="dxa" w:w="4320"/>
-          </w:tcPr>
-          <w:p>
-            <w:pPr>
-              <w:spacing w:before="0" w:after="20"/>
-            </w:pPr>
-            <w:r/>
-            <w:r>
-              <w:rPr>
-                <w:rFonts w:ascii="Arial" w:hAnsi="Arial" w:eastAsia="Arial" w:cs="Arial"/>
-                <w:b w:val="0"/>
-                <w:color w:val="000000"/>
-                <w:sz w:val="18"/>
-                <w:u w:val="none"/>
-              </w:rPr>
-              <w:t>Configuration</w:t>
-            </w:r>
-          </w:p>
-        </w:tc>
-        <w:tc>
-          <w:tcPr>
-            <w:tcW w:type="dxa" w:w="4320"/>
-          </w:tcPr>
-          <w:p>
-            <w:pPr>
-              <w:spacing w:before="0" w:after="20"/>
-            </w:pPr>
-            <w:r/>
-            <w:r>
-              <w:rPr>
-                <w:rFonts w:ascii="Arial" w:hAnsi="Arial" w:eastAsia="Arial" w:cs="Arial"/>
-                <w:b w:val="0"/>
-                <w:color w:val="000000"/>
-                <w:sz w:val="18"/>
-                <w:u w:val="none"/>
-              </w:rPr>
-              <w:t>Attribute Types, Attribute Options, Common Tables, Currencies, System Configuration, Shop License Control, Slave Servers, Data Process Logs</w:t>
-            </w:r>
-          </w:p>
-        </w:tc>
-      </w:tr>
-    </w:tbl>
-    <w:p/>
-    <w:p>
-      <w:pPr>
-        <w:spacing w:before="160" w:after="80"/>
-      </w:pPr>
-      <w:r>
-        <w:rPr>
-          <w:rFonts w:ascii="Arial" w:hAnsi="Arial" w:eastAsia="Arial" w:cs="Arial"/>
-          <w:b/>
-          <w:color w:val="001EFF"/>
-          <w:sz w:val="24"/>
-          <w:u w:val="none"/>
-        </w:rPr>
-        <w:t>Out of Scope</w:t>
-      </w:r>
-    </w:p>
-    <w:p>
-      <w:pPr>
-        <w:spacing w:before="0" w:after="40"/>
-        <w:ind w:left="360" w:hanging="240"/>
-      </w:pPr>
-      <w:r>
-        <w:rPr>
-          <w:rFonts w:ascii="Arial" w:hAnsi="Arial" w:eastAsia="Arial" w:cs="Arial"/>
-          <w:b w:val="0"/>
-          <w:color w:val="000000"/>
-          <w:sz w:val="20"/>
-          <w:u w:val="none"/>
-        </w:rPr>
-        <w:t>• Library-related CSP issues (legacy players, tree widgets, color pickers, editors, PDF viewers)</w:t>
-      </w:r>
-    </w:p>
-    <w:p>
-      <w:pPr>
-        <w:spacing w:before="0" w:after="40"/>
-        <w:ind w:left="360" w:hanging="240"/>
-      </w:pPr>
-      <w:r>
-        <w:rPr>
-          <w:rFonts w:ascii="Arial" w:hAnsi="Arial" w:eastAsia="Arial" w:cs="Arial"/>
-          <w:b w:val="0"/>
-          <w:color w:val="000000"/>
-          <w:sz w:val="20"/>
-          <w:u w:val="none"/>
-        </w:rPr>
-        <w:t>• strict-dynamic enablement (separate platform milestone)</w:t>
-      </w:r>
-    </w:p>
-    <w:p>
-      <w:pPr>
-        <w:spacing w:before="0" w:after="40"/>
-        <w:ind w:left="360" w:hanging="240"/>
-      </w:pPr>
-      <w:r>
-        <w:rPr>
-          <w:rFonts w:ascii="Arial" w:hAnsi="Arial" w:eastAsia="Arial" w:cs="Arial"/>
-          <w:b w:val="0"/>
-          <w:color w:val="000000"/>
-          <w:sz w:val="20"/>
-          <w:u w:val="none"/>
-        </w:rPr>
-        <w:t>• Enforcing CSP strict mode activation</w:t>
       </w:r>
     </w:p>
     <w:sectPr>
